--- a/notes.docx
+++ b/notes.docx
@@ -232,6 +232,309 @@
     </w:p>
     <w:p/>
     <w:p/>
+    <w:p/>
+    <w:p>
+      <w:hyperlink r:id="rId5" w:history="1">
+        <w:r>
+          <w:rPr>
+            <w:rStyle w:val="Hipercze"/>
+          </w:rPr>
+          <w:t>https://www.geeksforgeeks.org/pandas/python-extracting-rows-using-pandas-iloc/</w:t>
+        </w:r>
+      </w:hyperlink>
+    </w:p>
+    <w:p>
+      <w:hyperlink r:id="rId6" w:history="1">
+        <w:r>
+          <w:rPr>
+            <w:rStyle w:val="Hipercze"/>
+          </w:rPr>
+          <w:t>https://pandas.pydata.org/docs/reference/api/pandas.DataFrame.iloc.html</w:t>
+        </w:r>
+      </w:hyperlink>
+    </w:p>
+    <w:p/>
+    <w:p/>
+    <w:p/>
+    <w:p>
+      <w:hyperlink r:id="rId7" w:history="1">
+        <w:r>
+          <w:rPr>
+            <w:rStyle w:val="Hipercze"/>
+          </w:rPr>
+          <w:t>https://www.dataquest.io/blog/api-in-python/</w:t>
+        </w:r>
+      </w:hyperlink>
+    </w:p>
+    <w:p>
+      <w:r>
+        <w:rPr>
+          <w:lang w:val="en-GB"/>
+        </w:rPr>
+        <w:t xml:space="preserve">Every API request to a web server returns a status code indicating the outcome of the request. </w:t>
+      </w:r>
+      <w:r>
+        <w:t xml:space="preserve">Here </w:t>
+      </w:r>
+      <w:proofErr w:type="spellStart"/>
+      <w:r>
+        <w:t>are</w:t>
+      </w:r>
+      <w:proofErr w:type="spellEnd"/>
+      <w:r>
+        <w:t xml:space="preserve"> </w:t>
+      </w:r>
+      <w:proofErr w:type="spellStart"/>
+      <w:r>
+        <w:t>some</w:t>
+      </w:r>
+      <w:proofErr w:type="spellEnd"/>
+      <w:r>
+        <w:t xml:space="preserve"> </w:t>
+      </w:r>
+      <w:proofErr w:type="spellStart"/>
+      <w:r>
+        <w:t>common</w:t>
+      </w:r>
+      <w:proofErr w:type="spellEnd"/>
+      <w:r>
+        <w:t xml:space="preserve"> </w:t>
+      </w:r>
+      <w:proofErr w:type="spellStart"/>
+      <w:r>
+        <w:t>codes</w:t>
+      </w:r>
+      <w:proofErr w:type="spellEnd"/>
+      <w:r>
+        <w:t xml:space="preserve"> </w:t>
+      </w:r>
+      <w:proofErr w:type="spellStart"/>
+      <w:r>
+        <w:t>relevant</w:t>
+      </w:r>
+      <w:proofErr w:type="spellEnd"/>
+      <w:r>
+        <w:t xml:space="preserve"> to GET </w:t>
+      </w:r>
+      <w:proofErr w:type="spellStart"/>
+      <w:r>
+        <w:t>requests</w:t>
+      </w:r>
+      <w:proofErr w:type="spellEnd"/>
+      <w:r>
+        <w:t>:</w:t>
+      </w:r>
+    </w:p>
+    <w:p>
+      <w:pPr>
+        <w:numPr>
+          <w:ilvl w:val="0"/>
+          <w:numId w:val="2"/>
+        </w:numPr>
+        <w:rPr>
+          <w:lang w:val="en-GB"/>
+        </w:rPr>
+      </w:pPr>
+      <w:r>
+        <w:rPr>
+          <w:lang w:val="en-GB"/>
+        </w:rPr>
+        <w:t>200: Everything went okay, and the result has been returned (if any).</w:t>
+      </w:r>
+    </w:p>
+    <w:p>
+      <w:pPr>
+        <w:numPr>
+          <w:ilvl w:val="0"/>
+          <w:numId w:val="2"/>
+        </w:numPr>
+        <w:rPr>
+          <w:lang w:val="en-GB"/>
+        </w:rPr>
+      </w:pPr>
+      <w:r>
+        <w:rPr>
+          <w:lang w:val="en-GB"/>
+        </w:rPr>
+        <w:t>301: The server is redirecting you to a different endpoint. This can happen when a company switches domain names or changes an endpoint name.</w:t>
+      </w:r>
+    </w:p>
+    <w:p>
+      <w:pPr>
+        <w:numPr>
+          <w:ilvl w:val="0"/>
+          <w:numId w:val="2"/>
+        </w:numPr>
+        <w:rPr>
+          <w:lang w:val="en-GB"/>
+        </w:rPr>
+      </w:pPr>
+      <w:r>
+        <w:rPr>
+          <w:lang w:val="en-GB"/>
+        </w:rPr>
+        <w:t>400: The server thinks you made a bad request. This happens when you send incorrect data or make other client-side errors.</w:t>
+      </w:r>
+    </w:p>
+    <w:p>
+      <w:pPr>
+        <w:numPr>
+          <w:ilvl w:val="0"/>
+          <w:numId w:val="2"/>
+        </w:numPr>
+        <w:rPr>
+          <w:lang w:val="en-GB"/>
+        </w:rPr>
+      </w:pPr>
+      <w:r>
+        <w:rPr>
+          <w:lang w:val="en-GB"/>
+        </w:rPr>
+        <w:t>401: The server thinks you're not authenticated. Many APIs require login credentials, so this happens when the correct credentials are not sent.</w:t>
+      </w:r>
+    </w:p>
+    <w:p>
+      <w:pPr>
+        <w:numPr>
+          <w:ilvl w:val="0"/>
+          <w:numId w:val="2"/>
+        </w:numPr>
+        <w:rPr>
+          <w:lang w:val="en-GB"/>
+        </w:rPr>
+      </w:pPr>
+      <w:r>
+        <w:rPr>
+          <w:lang w:val="en-GB"/>
+        </w:rPr>
+        <w:t>403: The resource you're trying to access is forbidden. You don’t have the right permissions to see it.</w:t>
+      </w:r>
+    </w:p>
+    <w:p>
+      <w:pPr>
+        <w:numPr>
+          <w:ilvl w:val="0"/>
+          <w:numId w:val="2"/>
+        </w:numPr>
+        <w:rPr>
+          <w:lang w:val="en-GB"/>
+        </w:rPr>
+      </w:pPr>
+      <w:r>
+        <w:rPr>
+          <w:lang w:val="en-GB"/>
+        </w:rPr>
+        <w:t>404: The resource you tried to access wasn’t found on the server.</w:t>
+      </w:r>
+    </w:p>
+    <w:p>
+      <w:pPr>
+        <w:numPr>
+          <w:ilvl w:val="0"/>
+          <w:numId w:val="2"/>
+        </w:numPr>
+        <w:rPr>
+          <w:lang w:val="en-GB"/>
+        </w:rPr>
+      </w:pPr>
+      <w:r>
+        <w:rPr>
+          <w:lang w:val="en-GB"/>
+        </w:rPr>
+        <w:t>503: The server is not ready to handle the request.</w:t>
+      </w:r>
+    </w:p>
+    <w:p>
+      <w:pPr>
+        <w:rPr>
+          <w:lang w:val="en-GB"/>
+        </w:rPr>
+      </w:pPr>
+    </w:p>
+    <w:p>
+      <w:pPr>
+        <w:rPr>
+          <w:lang w:val="en-GB"/>
+        </w:rPr>
+      </w:pPr>
+      <w:r>
+        <w:rPr>
+          <w:lang w:val="en-GB"/>
+        </w:rPr>
+        <w:lastRenderedPageBreak/>
+        <w:t>Status codes starting with 4 indicate client-side errors, while codes beginning with 5 point to server-side issues. The first digit of the status code helps you quickly identify if a request was successful (2xx) or if there was an error (4xx or 5xx). </w:t>
+      </w:r>
+      <w:hyperlink r:id="rId8" w:tgtFrame="_blank" w:history="1">
+        <w:r>
+          <w:rPr>
+            <w:rStyle w:val="Hipercze"/>
+            <w:lang w:val="en-GB"/>
+          </w:rPr>
+          <w:t>Read more about status codes here</w:t>
+        </w:r>
+      </w:hyperlink>
+      <w:r>
+        <w:rPr>
+          <w:lang w:val="en-GB"/>
+        </w:rPr>
+        <w:t> to deepen your understanding.</w:t>
+      </w:r>
+    </w:p>
+    <w:p>
+      <w:pPr>
+        <w:rPr>
+          <w:lang w:val="en-GB"/>
+        </w:rPr>
+      </w:pPr>
+      <w:hyperlink r:id="rId9" w:history="1">
+        <w:r>
+          <w:rPr>
+            <w:rStyle w:val="Hipercze"/>
+            <w:lang w:val="en-GB"/>
+          </w:rPr>
+          <w:t>https://developer.mozilla.org/en-US/docs/Web/HTTP/Reference/Status#informational_responses</w:t>
+        </w:r>
+      </w:hyperlink>
+    </w:p>
+    <w:p>
+      <w:pPr>
+        <w:rPr>
+          <w:lang w:val="en-GB"/>
+        </w:rPr>
+      </w:pPr>
+      <w:hyperlink r:id="rId10" w:history="1">
+        <w:r>
+          <w:rPr>
+            <w:rStyle w:val="Hipercze"/>
+            <w:lang w:val="en-GB"/>
+          </w:rPr>
+          <w:t>https://www.w3schools.com/python/ref_requests_get.asp</w:t>
+        </w:r>
+      </w:hyperlink>
+    </w:p>
+    <w:p>
+      <w:pPr>
+        <w:rPr>
+          <w:lang w:val="en-GB"/>
+        </w:rPr>
+      </w:pPr>
+      <w:hyperlink r:id="rId11" w:history="1">
+        <w:r>
+          <w:rPr>
+            <w:rStyle w:val="Hipercze"/>
+            <w:lang w:val="en-GB"/>
+          </w:rPr>
+          <w:t>https://requests.readthedocs.io/en/latest/user/quickstart/</w:t>
+        </w:r>
+      </w:hyperlink>
+    </w:p>
+    <w:p>
+      <w:pPr>
+        <w:rPr>
+          <w:lang w:val="en-GB"/>
+        </w:rPr>
+      </w:pPr>
+    </w:p>
     <w:sectPr>
       <w:pgSz w:w="11906" w:h="16838"/>
       <w:pgMar w:top="1417" w:right="1417" w:bottom="1417" w:left="1417" w:header="708" w:footer="708" w:gutter="0"/>
@@ -393,8 +696,160 @@
       </w:rPr>
     </w:lvl>
   </w:abstractNum>
+  <w:abstractNum w:abstractNumId="1" w15:restartNumberingAfterBreak="0">
+    <w:nsid w:val="654E367F"/>
+    <w:multiLevelType w:val="multilevel"/>
+    <w:tmpl w:val="B88E97DE"/>
+    <w:lvl w:ilvl="0">
+      <w:start w:val="1"/>
+      <w:numFmt w:val="bullet"/>
+      <w:lvlText w:val=""/>
+      <w:lvlJc w:val="left"/>
+      <w:pPr>
+        <w:tabs>
+          <w:tab w:val="num" w:pos="720"/>
+        </w:tabs>
+        <w:ind w:left="720" w:hanging="360"/>
+      </w:pPr>
+      <w:rPr>
+        <w:rFonts w:ascii="Symbol" w:hAnsi="Symbol" w:hint="default"/>
+        <w:sz w:val="20"/>
+      </w:rPr>
+    </w:lvl>
+    <w:lvl w:ilvl="1" w:tentative="1">
+      <w:start w:val="1"/>
+      <w:numFmt w:val="bullet"/>
+      <w:lvlText w:val=""/>
+      <w:lvlJc w:val="left"/>
+      <w:pPr>
+        <w:tabs>
+          <w:tab w:val="num" w:pos="1440"/>
+        </w:tabs>
+        <w:ind w:left="1440" w:hanging="360"/>
+      </w:pPr>
+      <w:rPr>
+        <w:rFonts w:ascii="Symbol" w:hAnsi="Symbol" w:hint="default"/>
+        <w:sz w:val="20"/>
+      </w:rPr>
+    </w:lvl>
+    <w:lvl w:ilvl="2" w:tentative="1">
+      <w:start w:val="1"/>
+      <w:numFmt w:val="bullet"/>
+      <w:lvlText w:val=""/>
+      <w:lvlJc w:val="left"/>
+      <w:pPr>
+        <w:tabs>
+          <w:tab w:val="num" w:pos="2160"/>
+        </w:tabs>
+        <w:ind w:left="2160" w:hanging="360"/>
+      </w:pPr>
+      <w:rPr>
+        <w:rFonts w:ascii="Symbol" w:hAnsi="Symbol" w:hint="default"/>
+        <w:sz w:val="20"/>
+      </w:rPr>
+    </w:lvl>
+    <w:lvl w:ilvl="3" w:tentative="1">
+      <w:start w:val="1"/>
+      <w:numFmt w:val="bullet"/>
+      <w:lvlText w:val=""/>
+      <w:lvlJc w:val="left"/>
+      <w:pPr>
+        <w:tabs>
+          <w:tab w:val="num" w:pos="2880"/>
+        </w:tabs>
+        <w:ind w:left="2880" w:hanging="360"/>
+      </w:pPr>
+      <w:rPr>
+        <w:rFonts w:ascii="Symbol" w:hAnsi="Symbol" w:hint="default"/>
+        <w:sz w:val="20"/>
+      </w:rPr>
+    </w:lvl>
+    <w:lvl w:ilvl="4" w:tentative="1">
+      <w:start w:val="1"/>
+      <w:numFmt w:val="bullet"/>
+      <w:lvlText w:val=""/>
+      <w:lvlJc w:val="left"/>
+      <w:pPr>
+        <w:tabs>
+          <w:tab w:val="num" w:pos="3600"/>
+        </w:tabs>
+        <w:ind w:left="3600" w:hanging="360"/>
+      </w:pPr>
+      <w:rPr>
+        <w:rFonts w:ascii="Symbol" w:hAnsi="Symbol" w:hint="default"/>
+        <w:sz w:val="20"/>
+      </w:rPr>
+    </w:lvl>
+    <w:lvl w:ilvl="5" w:tentative="1">
+      <w:start w:val="1"/>
+      <w:numFmt w:val="bullet"/>
+      <w:lvlText w:val=""/>
+      <w:lvlJc w:val="left"/>
+      <w:pPr>
+        <w:tabs>
+          <w:tab w:val="num" w:pos="4320"/>
+        </w:tabs>
+        <w:ind w:left="4320" w:hanging="360"/>
+      </w:pPr>
+      <w:rPr>
+        <w:rFonts w:ascii="Symbol" w:hAnsi="Symbol" w:hint="default"/>
+        <w:sz w:val="20"/>
+      </w:rPr>
+    </w:lvl>
+    <w:lvl w:ilvl="6" w:tentative="1">
+      <w:start w:val="1"/>
+      <w:numFmt w:val="bullet"/>
+      <w:lvlText w:val=""/>
+      <w:lvlJc w:val="left"/>
+      <w:pPr>
+        <w:tabs>
+          <w:tab w:val="num" w:pos="5040"/>
+        </w:tabs>
+        <w:ind w:left="5040" w:hanging="360"/>
+      </w:pPr>
+      <w:rPr>
+        <w:rFonts w:ascii="Symbol" w:hAnsi="Symbol" w:hint="default"/>
+        <w:sz w:val="20"/>
+      </w:rPr>
+    </w:lvl>
+    <w:lvl w:ilvl="7" w:tentative="1">
+      <w:start w:val="1"/>
+      <w:numFmt w:val="bullet"/>
+      <w:lvlText w:val=""/>
+      <w:lvlJc w:val="left"/>
+      <w:pPr>
+        <w:tabs>
+          <w:tab w:val="num" w:pos="5760"/>
+        </w:tabs>
+        <w:ind w:left="5760" w:hanging="360"/>
+      </w:pPr>
+      <w:rPr>
+        <w:rFonts w:ascii="Symbol" w:hAnsi="Symbol" w:hint="default"/>
+        <w:sz w:val="20"/>
+      </w:rPr>
+    </w:lvl>
+    <w:lvl w:ilvl="8" w:tentative="1">
+      <w:start w:val="1"/>
+      <w:numFmt w:val="bullet"/>
+      <w:lvlText w:val=""/>
+      <w:lvlJc w:val="left"/>
+      <w:pPr>
+        <w:tabs>
+          <w:tab w:val="num" w:pos="6480"/>
+        </w:tabs>
+        <w:ind w:left="6480" w:hanging="360"/>
+      </w:pPr>
+      <w:rPr>
+        <w:rFonts w:ascii="Symbol" w:hAnsi="Symbol" w:hint="default"/>
+        <w:sz w:val="20"/>
+      </w:rPr>
+    </w:lvl>
+  </w:abstractNum>
   <w:num w:numId="1" w16cid:durableId="1242636469">
     <w:abstractNumId w:val="0"/>
+  </w:num>
+  <w:num w:numId="2" w16cid:durableId="1264074392">
+    <w:abstractNumId w:val="1"/>
   </w:num>
 </w:numbering>
 </file>
@@ -1313,6 +1768,29 @@
       <w:spacing w:val="5"/>
     </w:rPr>
   </w:style>
+  <w:style w:type="character" w:styleId="Hipercze">
+    <w:name w:val="Hyperlink"/>
+    <w:basedOn w:val="Domylnaczcionkaakapitu"/>
+    <w:uiPriority w:val="99"/>
+    <w:unhideWhenUsed/>
+    <w:rsid w:val="008C3BB1"/>
+    <w:rPr>
+      <w:color w:val="467886" w:themeColor="hyperlink"/>
+      <w:u w:val="single"/>
+    </w:rPr>
+  </w:style>
+  <w:style w:type="character" w:styleId="Nierozpoznanawzmianka">
+    <w:name w:val="Unresolved Mention"/>
+    <w:basedOn w:val="Domylnaczcionkaakapitu"/>
+    <w:uiPriority w:val="99"/>
+    <w:semiHidden/>
+    <w:unhideWhenUsed/>
+    <w:rsid w:val="008C3BB1"/>
+    <w:rPr>
+      <w:color w:val="605E5C"/>
+      <w:shd w:val="clear" w:color="auto" w:fill="E1DFDD"/>
+    </w:rPr>
+  </w:style>
 </w:styles>
 </file>
 
